--- a/examples/example_rubric.docx
+++ b/examples/example_rubric.docx
@@ -1,10 +1,10 @@
 
 <file path=word/document.xml><?xml version="1.0" encoding="utf-8"?>
-<w:document xmlns:wpc="http://schemas.microsoft.com/office/word/2010/wordprocessingCanvas" xmlns:cx="http://schemas.microsoft.com/office/drawing/2014/chartex" xmlns:cx1="http://schemas.microsoft.com/office/drawing/2015/9/8/chartex" xmlns:cx2="http://schemas.microsoft.com/office/drawing/2015/10/21/chartex" xmlns:cx3="http://schemas.microsoft.com/office/drawing/2016/5/9/chartex" xmlns:cx4="http://schemas.microsoft.com/office/drawing/2016/5/10/chartex" xmlns:cx5="http://schemas.microsoft.com/office/drawing/2016/5/11/chartex" xmlns:cx6="http://schemas.microsoft.com/office/drawing/2016/5/12/chartex" xmlns:cx7="http://schemas.microsoft.com/office/drawing/2016/5/13/chartex" xmlns:cx8="http://schemas.microsoft.com/office/drawing/2016/5/14/chartex" xmlns:mc="http://schemas.openxmlformats.org/markup-compatibility/2006" xmlns:aink="http://schemas.microsoft.com/office/drawing/2016/ink" xmlns:am3d="http://schemas.microsoft.com/office/drawing/2017/model3d" xmlns:o="urn:schemas-microsoft-com:office:office" xmlns:oel="http://schemas.microsoft.com/office/2019/extlst" xmlns:r="http://schemas.openxmlformats.org/officeDocument/2006/relationships" xmlns:m="http://schemas.openxmlformats.org/officeDocument/2006/math" xmlns:v="urn:schemas-microsoft-com:vml" xmlns:wp14="http://schemas.microsoft.com/office/word/2010/wordprocessingDrawing" xmlns:wp="http://schemas.openxmlformats.org/drawingml/2006/wordprocessingDrawing" xmlns:w10="urn:schemas-microsoft-com:office:word" xmlns:w="http://schemas.openxmlformats.org/wordprocessingml/2006/main" xmlns:w14="http://schemas.microsoft.com/office/word/2010/wordml" xmlns:w15="http://schemas.microsoft.com/office/word/2012/wordml" xmlns:w16cex="http://schemas.microsoft.com/office/word/2018/wordml/cex" xmlns:w16cid="http://schemas.microsoft.com/office/word/2016/wordml/cid" xmlns:w16="http://schemas.microsoft.com/office/word/2018/wordml" xmlns:w16du="http://schemas.microsoft.com/office/word/2023/wordml/word16du" xmlns:w16sdtdh="http://schemas.microsoft.com/office/word/2020/wordml/sdtdatahash" xmlns:w16sdtfl="http://schemas.microsoft.com/office/word/2024/wordml/sdtformatlock" xmlns:w16se="http://schemas.microsoft.com/office/word/2015/wordml/symex" xmlns:wpg="http://schemas.microsoft.com/office/word/2010/wordprocessingGroup" xmlns:wpi="http://schemas.microsoft.com/office/word/2010/wordprocessingInk" xmlns:wne="http://schemas.microsoft.com/office/word/2006/wordml" xmlns:wps="http://schemas.microsoft.com/office/word/2010/wordprocessingShape" mc:Ignorable="w14 w15 w16se w16cid w16 w16cex w16sdtdh w16sdtfl w16du wp14">
+<w:document xmlns:wpc="http://schemas.microsoft.com/office/word/2010/wordprocessingCanvas" xmlns:cx="http://schemas.microsoft.com/office/drawing/2014/chartex" xmlns:cx1="http://schemas.microsoft.com/office/drawing/2015/9/8/chartex" xmlns:cx2="http://schemas.microsoft.com/office/drawing/2015/10/21/chartex" xmlns:cx3="http://schemas.microsoft.com/office/drawing/2016/5/9/chartex" xmlns:cx4="http://schemas.microsoft.com/office/drawing/2016/5/10/chartex" xmlns:cx5="http://schemas.microsoft.com/office/drawing/2016/5/11/chartex" xmlns:cx6="http://schemas.microsoft.com/office/drawing/2016/5/12/chartex" xmlns:cx7="http://schemas.microsoft.com/office/drawing/2016/5/13/chartex" xmlns:cx8="http://schemas.microsoft.com/office/drawing/2016/5/14/chartex" xmlns:mc="http://schemas.openxmlformats.org/markup-compatibility/2006" xmlns:aink="http://schemas.microsoft.com/office/drawing/2016/ink" xmlns:am3d="http://schemas.microsoft.com/office/drawing/2017/model3d" xmlns:o="urn:schemas-microsoft-com:office:office" xmlns:oel="http://schemas.microsoft.com/office/2019/extlst" xmlns:r="http://schemas.openxmlformats.org/officeDocument/2006/relationships" xmlns:m="http://schemas.openxmlformats.org/officeDocument/2006/math" xmlns:v="urn:schemas-microsoft-com:vml" xmlns:wp14="http://schemas.microsoft.com/office/word/2010/wordprocessingDrawing" xmlns:wp="http://schemas.openxmlformats.org/drawingml/2006/wordprocessingDrawing" xmlns:w10="urn:schemas-microsoft-com:office:word" xmlns:w="http://schemas.openxmlformats.org/wordprocessingml/2006/main" xmlns:w14="http://schemas.microsoft.com/office/word/2010/wordml" xmlns:w15="http://schemas.microsoft.com/office/word/2012/wordml" xmlns:w16cei="http://schemas.microsoft.com/office/word/2026/wordml/cei" xmlns:w16cex="http://schemas.microsoft.com/office/word/2018/wordml/cex" xmlns:w16cid="http://schemas.microsoft.com/office/word/2016/wordml/cid" xmlns:w16="http://schemas.microsoft.com/office/word/2018/wordml" xmlns:w16du="http://schemas.microsoft.com/office/word/2023/wordml/word16du" xmlns:w16sdtdh="http://schemas.microsoft.com/office/word/2020/wordml/sdtdatahash" xmlns:w16sdtfl="http://schemas.microsoft.com/office/word/2024/wordml/sdtformatlock" xmlns:w16se="http://schemas.microsoft.com/office/word/2015/wordml/symex" xmlns:wpg="http://schemas.microsoft.com/office/word/2010/wordprocessingGroup" xmlns:wpi="http://schemas.microsoft.com/office/word/2010/wordprocessingInk" xmlns:wne="http://schemas.microsoft.com/office/word/2006/wordml" xmlns:wps="http://schemas.microsoft.com/office/word/2010/wordprocessingShape" mc:Ignorable="w14 w15 w16se w16cid w16 w16cex w16sdtdh w16sdtfl w16du wp14">
   <w:body>
     <w:p>
       <w:pPr>
-        <w:pStyle w:val="Ttulo1"/>
+        <w:pStyle w:val="Heading1"/>
         <w:jc w:val="center"/>
         <w:rPr>
           <w:sz w:val="52"/>
@@ -16,846 +16,203 @@
           <w:sz w:val="52"/>
           <w:szCs w:val="52"/>
         </w:rPr>
-        <w:t>Example Rubric</w:t>
+        <w:t xml:space="preserve">Example </w:t>
+      </w:r>
+      <w:r>
+        <w:rPr>
+          <w:sz w:val="52"/>
+          <w:szCs w:val="52"/>
+        </w:rPr>
+        <w:t>Rubric</w:t>
+      </w:r>
+    </w:p>
+    <w:p/>
+    <w:p>
+      <w:pPr>
+        <w:pStyle w:val="Heading2"/>
+      </w:pPr>
+      <w:r>
+        <w:t xml:space="preserve">Question 1 </w:t>
+      </w:r>
+      <w:r>
+        <w:t>(1 point)</w:t>
       </w:r>
     </w:p>
     <w:p>
       <w:pPr>
-        <w:rPr>
-          <w:b/>
-          <w:bCs/>
-        </w:rPr>
-      </w:pPr>
+        <w:pStyle w:val="ListParagraph"/>
+        <w:numPr>
+          <w:ilvl w:val="0"/>
+          <w:numId w:val="3"/>
+        </w:numPr>
+      </w:pPr>
+      <w:r>
+        <w:t>Correctly identifies Prim’s and Kruskal’s algorithms as appropriate algorithms for this optimization problem. 0.4</w:t>
+      </w:r>
     </w:p>
     <w:p>
       <w:pPr>
-        <w:pStyle w:val="Ttulo2"/>
-      </w:pPr>
-      <w:r>
-        <w:t>Question 1 (2 points in total)</w:t>
+        <w:pStyle w:val="ListParagraph"/>
+        <w:numPr>
+          <w:ilvl w:val="0"/>
+          <w:numId w:val="3"/>
+        </w:numPr>
+      </w:pPr>
+      <w:r>
+        <w:t>Avoids mentioning clearly inappropriate algorithms for this task, such as DFS or BFS as direct solutions to the optimization problem. 0.2</w:t>
       </w:r>
     </w:p>
     <w:p>
       <w:pPr>
-        <w:jc w:val="both"/>
-      </w:pPr>
-      <w:r>
-        <w:rPr>
-          <w:b/>
-          <w:bCs/>
-        </w:rPr>
-        <w:t>Question:</w:t>
-      </w:r>
-      <w:r>
-        <w:t xml:space="preserve"> </w:t>
-      </w:r>
-      <w:r>
-        <w:t>Describe the data structures required to model this problem. Define the relevant variables and provide a graphical representation of those structures.</w:t>
-      </w:r>
-      <w:r>
-        <w:t xml:space="preserve"> </w:t>
-      </w:r>
-    </w:p>
-    <w:tbl>
-      <w:tblPr>
-        <w:tblStyle w:val="Tablaconcuadrcula"/>
-        <w:tblW w:w="0" w:type="auto"/>
-        <w:tblLook w:val="04A0" w:firstRow="1" w:lastRow="0" w:firstColumn="1" w:lastColumn="0" w:noHBand="0" w:noVBand="1"/>
-      </w:tblPr>
-      <w:tblGrid>
-        <w:gridCol w:w="7508"/>
-        <w:gridCol w:w="986"/>
-      </w:tblGrid>
-      <w:tr>
-        <w:tc>
-          <w:tcPr>
-            <w:tcW w:w="7508" w:type="dxa"/>
-          </w:tcPr>
-          <w:p>
-            <w:pPr>
-              <w:tabs>
-                <w:tab w:val="left" w:pos="2592"/>
-              </w:tabs>
-              <w:jc w:val="center"/>
-              <w:rPr>
-                <w:b/>
-                <w:bCs/>
-              </w:rPr>
-            </w:pPr>
-            <w:r>
-              <w:rPr>
-                <w:b/>
-                <w:bCs/>
-              </w:rPr>
-              <w:t>Assessment criterion</w:t>
-            </w:r>
-          </w:p>
-        </w:tc>
-        <w:tc>
-          <w:tcPr>
-            <w:tcW w:w="986" w:type="dxa"/>
-          </w:tcPr>
-          <w:p>
-            <w:pPr>
-              <w:jc w:val="center"/>
-              <w:rPr>
-                <w:b/>
-                <w:bCs/>
-              </w:rPr>
-            </w:pPr>
-            <w:r>
-              <w:rPr>
-                <w:b/>
-                <w:bCs/>
-              </w:rPr>
-              <w:t>Points</w:t>
-            </w:r>
-          </w:p>
-        </w:tc>
-      </w:tr>
-      <w:tr>
-        <w:tc>
-          <w:tcPr>
-            <w:tcW w:w="7508" w:type="dxa"/>
-          </w:tcPr>
-          <w:p>
-            <w:pPr>
-              <w:jc w:val="both"/>
-            </w:pPr>
-            <w:r>
-              <w:t>Recognizes that the problem should be modeled using a graph</w:t>
-            </w:r>
-          </w:p>
-        </w:tc>
-        <w:tc>
-          <w:tcPr>
-            <w:tcW w:w="986" w:type="dxa"/>
-          </w:tcPr>
-          <w:p>
-            <w:pPr>
-              <w:jc w:val="center"/>
-            </w:pPr>
-            <w:r>
-              <w:t>0.5</w:t>
-            </w:r>
-          </w:p>
-        </w:tc>
-      </w:tr>
-      <w:tr>
-        <w:tc>
-          <w:tcPr>
-            <w:tcW w:w="7508" w:type="dxa"/>
-          </w:tcPr>
-          <w:p>
-            <w:pPr>
-              <w:jc w:val="both"/>
-            </w:pPr>
-            <w:r>
-              <w:t>Recognizes that an adjacency matrix or an adjacency list/set is an appropriate way to represent the graph</w:t>
-            </w:r>
-          </w:p>
-        </w:tc>
-        <w:tc>
-          <w:tcPr>
-            <w:tcW w:w="986" w:type="dxa"/>
-          </w:tcPr>
-          <w:p>
-            <w:pPr>
-              <w:jc w:val="center"/>
-            </w:pPr>
-            <w:r>
-              <w:t>0.4</w:t>
-            </w:r>
-          </w:p>
-        </w:tc>
-      </w:tr>
-      <w:tr>
-        <w:tc>
-          <w:tcPr>
-            <w:tcW w:w="7508" w:type="dxa"/>
-          </w:tcPr>
-          <w:p>
-            <w:pPr>
-              <w:jc w:val="both"/>
-            </w:pPr>
-            <w:r>
-              <w:t>Recognizes that the edges must be weighted</w:t>
-            </w:r>
-          </w:p>
-        </w:tc>
-        <w:tc>
-          <w:tcPr>
-            <w:tcW w:w="986" w:type="dxa"/>
-          </w:tcPr>
-          <w:p>
-            <w:pPr>
-              <w:jc w:val="center"/>
-            </w:pPr>
-            <w:r>
-              <w:t>0.5</w:t>
-            </w:r>
-          </w:p>
-        </w:tc>
-      </w:tr>
-      <w:tr>
-        <w:tc>
-          <w:tcPr>
-            <w:tcW w:w="7508" w:type="dxa"/>
-          </w:tcPr>
-          <w:p>
-            <w:pPr>
-              <w:jc w:val="both"/>
-            </w:pPr>
-            <w:r>
-              <w:t>Recognizes that vertices correspond to pins and edges correspond to wires, even if this is implied rather than stated explicitly</w:t>
-            </w:r>
-          </w:p>
-        </w:tc>
-        <w:tc>
-          <w:tcPr>
-            <w:tcW w:w="986" w:type="dxa"/>
-          </w:tcPr>
-          <w:p>
-            <w:pPr>
-              <w:jc w:val="center"/>
-            </w:pPr>
-            <w:r>
-              <w:t>0.3</w:t>
-            </w:r>
-          </w:p>
-        </w:tc>
-      </w:tr>
-      <w:tr>
-        <w:trPr>
-          <w:trHeight w:val="58"/>
-        </w:trPr>
-        <w:tc>
-          <w:tcPr>
-            <w:tcW w:w="7508" w:type="dxa"/>
-          </w:tcPr>
-          <w:p>
-            <w:pPr>
-              <w:jc w:val="both"/>
-            </w:pPr>
-            <w:r>
-              <w:t>Provides a graphical representation of the proposed structures</w:t>
-            </w:r>
-          </w:p>
-        </w:tc>
-        <w:tc>
-          <w:tcPr>
-            <w:tcW w:w="986" w:type="dxa"/>
-          </w:tcPr>
-          <w:p>
-            <w:pPr>
-              <w:jc w:val="center"/>
-            </w:pPr>
-            <w:r>
-              <w:t>0.3</w:t>
-            </w:r>
-          </w:p>
-        </w:tc>
-      </w:tr>
-    </w:tbl>
-    <w:p/>
-    <w:p>
-      <w:pPr>
-        <w:pStyle w:val="Ttulo2"/>
-      </w:pPr>
+        <w:pStyle w:val="ListParagraph"/>
+        <w:numPr>
+          <w:ilvl w:val="0"/>
+          <w:numId w:val="3"/>
+        </w:numPr>
+      </w:pPr>
+      <w:r>
+        <w:t>Correctly explains Prim’s algorithm as starting from a vertex and growing the minimum spanning tree by repeatedly selecting the minimum-weight adjacent edge. 0.15</w:t>
+      </w:r>
     </w:p>
     <w:p>
       <w:pPr>
-        <w:pStyle w:val="Ttulo2"/>
-      </w:pPr>
-      <w:r>
-        <w:t xml:space="preserve">Question </w:t>
-      </w:r>
-      <w:r>
-        <w:t>2</w:t>
-      </w:r>
-      <w:r>
-        <w:t xml:space="preserve"> (</w:t>
-      </w:r>
-      <w:r>
-        <w:t>1</w:t>
-      </w:r>
-      <w:r>
-        <w:t xml:space="preserve"> point in total)</w:t>
+        <w:pStyle w:val="ListParagraph"/>
+        <w:numPr>
+          <w:ilvl w:val="0"/>
+          <w:numId w:val="3"/>
+        </w:numPr>
+      </w:pPr>
+      <w:r>
+        <w:t>Correctly explains Kruskal’s algorithm as constructing the minimum spanning tree by adding edges in increasing order of weight. 0.15</w:t>
       </w:r>
     </w:p>
     <w:p>
       <w:pPr>
-        <w:jc w:val="both"/>
-      </w:pPr>
-      <w:r>
-        <w:rPr>
-          <w:b/>
-          <w:bCs/>
-        </w:rPr>
-        <w:t>Question:</w:t>
-      </w:r>
-      <w:r>
-        <w:t xml:space="preserve"> </w:t>
-      </w:r>
-      <w:r>
-        <w:t>Identify well-known algorithms that solve this optimization problem. Briefly describe each one and justify its suitability for meeting the company’s requirements</w:t>
-      </w:r>
-    </w:p>
-    <w:tbl>
-      <w:tblPr>
-        <w:tblStyle w:val="Tablaconcuadrcula"/>
-        <w:tblW w:w="0" w:type="auto"/>
-        <w:tblLook w:val="04A0" w:firstRow="1" w:lastRow="0" w:firstColumn="1" w:lastColumn="0" w:noHBand="0" w:noVBand="1"/>
-      </w:tblPr>
-      <w:tblGrid>
-        <w:gridCol w:w="7508"/>
-        <w:gridCol w:w="986"/>
-      </w:tblGrid>
-      <w:tr>
-        <w:tc>
-          <w:tcPr>
-            <w:tcW w:w="7508" w:type="dxa"/>
-          </w:tcPr>
-          <w:p>
-            <w:pPr>
-              <w:tabs>
-                <w:tab w:val="left" w:pos="2592"/>
-              </w:tabs>
-              <w:jc w:val="center"/>
-              <w:rPr>
-                <w:b/>
-                <w:bCs/>
-              </w:rPr>
-            </w:pPr>
-            <w:r>
-              <w:rPr>
-                <w:b/>
-                <w:bCs/>
-              </w:rPr>
-              <w:t>Assessment criterion</w:t>
-            </w:r>
-          </w:p>
-        </w:tc>
-        <w:tc>
-          <w:tcPr>
-            <w:tcW w:w="986" w:type="dxa"/>
-          </w:tcPr>
-          <w:p>
-            <w:pPr>
-              <w:jc w:val="center"/>
-              <w:rPr>
-                <w:b/>
-                <w:bCs/>
-              </w:rPr>
-            </w:pPr>
-            <w:r>
-              <w:rPr>
-                <w:b/>
-                <w:bCs/>
-              </w:rPr>
-              <w:t>Points</w:t>
-            </w:r>
-          </w:p>
-        </w:tc>
-      </w:tr>
-      <w:tr>
-        <w:tc>
-          <w:tcPr>
-            <w:tcW w:w="7508" w:type="dxa"/>
-          </w:tcPr>
-          <w:p>
-            <w:pPr>
-              <w:jc w:val="both"/>
-            </w:pPr>
-            <w:r>
-              <w:t>Correctly identifies Prim’s and Kruskal’s algorithms as appropriate algorithms for this optimization problem</w:t>
-            </w:r>
-          </w:p>
-        </w:tc>
-        <w:tc>
-          <w:tcPr>
-            <w:tcW w:w="986" w:type="dxa"/>
-          </w:tcPr>
-          <w:p>
-            <w:pPr>
-              <w:jc w:val="center"/>
-            </w:pPr>
-            <w:r>
-              <w:t>0.</w:t>
-            </w:r>
-            <w:r>
-              <w:t>4</w:t>
-            </w:r>
-          </w:p>
-        </w:tc>
-      </w:tr>
-      <w:tr>
-        <w:tc>
-          <w:tcPr>
-            <w:tcW w:w="7508" w:type="dxa"/>
-          </w:tcPr>
-          <w:p>
-            <w:pPr>
-              <w:jc w:val="both"/>
-            </w:pPr>
-            <w:r>
-              <w:t>Avoids mentioning clearly inappropriate algorithms for this task, such as DFS or BFS as direct solutions to the optimization problem</w:t>
-            </w:r>
-          </w:p>
-        </w:tc>
-        <w:tc>
-          <w:tcPr>
-            <w:tcW w:w="986" w:type="dxa"/>
-          </w:tcPr>
-          <w:p>
-            <w:pPr>
-              <w:jc w:val="center"/>
-            </w:pPr>
-            <w:r>
-              <w:t>0.</w:t>
-            </w:r>
-            <w:r>
-              <w:t>2</w:t>
-            </w:r>
-          </w:p>
-        </w:tc>
-      </w:tr>
-      <w:tr>
-        <w:tc>
-          <w:tcPr>
-            <w:tcW w:w="7508" w:type="dxa"/>
-          </w:tcPr>
-          <w:p>
-            <w:pPr>
-              <w:jc w:val="both"/>
-            </w:pPr>
-            <w:r>
-              <w:t>Correctly explains Prim’s algorithm as starting from a vertex and growing the minimum spanning tree by repeatedly selecting the minimum-weight adjacent edge</w:t>
-            </w:r>
-          </w:p>
-        </w:tc>
-        <w:tc>
-          <w:tcPr>
-            <w:tcW w:w="986" w:type="dxa"/>
-          </w:tcPr>
-          <w:p>
-            <w:pPr>
-              <w:jc w:val="center"/>
-            </w:pPr>
-            <w:r>
-              <w:t>0.</w:t>
-            </w:r>
-            <w:r>
-              <w:t>1</w:t>
-            </w:r>
-            <w:r>
-              <w:t>5</w:t>
-            </w:r>
-          </w:p>
-        </w:tc>
-      </w:tr>
-      <w:tr>
-        <w:tc>
-          <w:tcPr>
-            <w:tcW w:w="7508" w:type="dxa"/>
-          </w:tcPr>
-          <w:p>
-            <w:pPr>
-              <w:jc w:val="both"/>
-            </w:pPr>
-            <w:r>
-              <w:t>Correctly explains Kruskal’s algorithm as constructing the minimum spanning tree by adding edges in increasing order of weight</w:t>
-            </w:r>
-          </w:p>
-        </w:tc>
-        <w:tc>
-          <w:tcPr>
-            <w:tcW w:w="986" w:type="dxa"/>
-          </w:tcPr>
-          <w:p>
-            <w:pPr>
-              <w:jc w:val="center"/>
-            </w:pPr>
-            <w:r>
-              <w:t>0.15</w:t>
-            </w:r>
-          </w:p>
-        </w:tc>
-      </w:tr>
-      <w:tr>
-        <w:tc>
-          <w:tcPr>
-            <w:tcW w:w="7508" w:type="dxa"/>
-          </w:tcPr>
-          <w:p>
-            <w:pPr>
-              <w:jc w:val="both"/>
-            </w:pPr>
-            <w:r>
-              <w:t>Recognizes that cycles must not be formed in either approach</w:t>
-            </w:r>
-          </w:p>
-        </w:tc>
-        <w:tc>
-          <w:tcPr>
-            <w:tcW w:w="986" w:type="dxa"/>
-          </w:tcPr>
-          <w:p>
-            <w:pPr>
-              <w:jc w:val="center"/>
-            </w:pPr>
-            <w:r>
-              <w:t>0.</w:t>
-            </w:r>
-            <w:r>
-              <w:t>05</w:t>
-            </w:r>
-          </w:p>
-        </w:tc>
-      </w:tr>
-      <w:tr>
-        <w:trPr>
-          <w:trHeight w:val="58"/>
-        </w:trPr>
-        <w:tc>
-          <w:tcPr>
-            <w:tcW w:w="7508" w:type="dxa"/>
-          </w:tcPr>
-          <w:p>
-            <w:pPr>
-              <w:jc w:val="both"/>
-            </w:pPr>
-            <w:r>
-              <w:t>Correctly addresses the time complexity, avoiding incorrect claims such as stating that both algorithms are </w:t>
-            </w:r>
-            <m:oMath>
-              <m:r>
-                <w:rPr>
-                  <w:rFonts w:ascii="Cambria Math" w:hAnsi="Cambria Math"/>
-                </w:rPr>
-                <m:t>O(n)</m:t>
-              </m:r>
-            </m:oMath>
-            <w:r>
-              <w:t>.</w:t>
-            </w:r>
-          </w:p>
-        </w:tc>
-        <w:tc>
-          <w:tcPr>
-            <w:tcW w:w="986" w:type="dxa"/>
-          </w:tcPr>
-          <w:p>
-            <w:pPr>
-              <w:jc w:val="center"/>
-            </w:pPr>
-            <w:r>
-              <w:t>0.</w:t>
-            </w:r>
-            <w:r>
-              <w:t>05</w:t>
-            </w:r>
-          </w:p>
-        </w:tc>
-      </w:tr>
-    </w:tbl>
-    <w:p/>
-    <w:p/>
-    <w:p/>
-    <w:p/>
-    <w:p>
-      <w:pPr>
-        <w:pStyle w:val="Ttulo2"/>
-      </w:pPr>
-      <w:r>
-        <w:lastRenderedPageBreak/>
-        <w:t xml:space="preserve">Question </w:t>
-      </w:r>
-      <w:r>
-        <w:t>3</w:t>
-      </w:r>
-      <w:r>
-        <w:t xml:space="preserve"> (</w:t>
-      </w:r>
-      <w:r>
-        <w:t>3</w:t>
-      </w:r>
-      <w:r>
-        <w:t xml:space="preserve"> point</w:t>
-      </w:r>
-      <w:r>
-        <w:t>s</w:t>
-      </w:r>
-      <w:r>
-        <w:t xml:space="preserve"> in total)</w:t>
+        <w:pStyle w:val="ListParagraph"/>
+        <w:numPr>
+          <w:ilvl w:val="0"/>
+          <w:numId w:val="3"/>
+        </w:numPr>
+      </w:pPr>
+      <w:r>
+        <w:t>Recognizes that cycles must not be formed in either approach. 0.05</w:t>
       </w:r>
     </w:p>
     <w:p>
       <w:pPr>
-        <w:jc w:val="both"/>
-      </w:pPr>
-      <w:r>
-        <w:rPr>
-          <w:b/>
-          <w:bCs/>
-        </w:rPr>
-        <w:t>Question:</w:t>
-      </w:r>
-      <w:r>
-        <w:t xml:space="preserve"> </w:t>
-      </w:r>
-      <w:r>
-        <w:t>Implement an algorithm that, given the optimized circuit obtained in the previous section, identifies the two pins whose distance, defined as the length of the shortest path between them, is maximum. The algorithm must return that distance and the intermediate pins forming the shortest path between the corresponding pair of pins. The code must include comments explaining how it works. Show an example of how to call the algorithm from a main program, specifying the initial parameter values.</w:t>
+        <w:pStyle w:val="ListParagraph"/>
+        <w:numPr>
+          <w:ilvl w:val="0"/>
+          <w:numId w:val="3"/>
+        </w:numPr>
+      </w:pPr>
+      <w:r>
+        <w:t>Correctly addresses the time complexity, avoiding incorrect claims such as stating that both algorithms are </w:t>
+      </w:r>
+      <m:oMath>
+        <m:r>
+          <w:rPr>
+            <w:rFonts w:ascii="Cambria Math" w:hAnsi="Cambria Math"/>
+          </w:rPr>
+          <m:t>O(n)</m:t>
+        </m:r>
+      </m:oMath>
+      <w:r>
+        <w:t>. 0.05</w:t>
       </w:r>
     </w:p>
-    <w:tbl>
-      <w:tblPr>
-        <w:tblStyle w:val="Tablaconcuadrcula"/>
-        <w:tblW w:w="0" w:type="auto"/>
-        <w:tblLook w:val="04A0" w:firstRow="1" w:lastRow="0" w:firstColumn="1" w:lastColumn="0" w:noHBand="0" w:noVBand="1"/>
-      </w:tblPr>
-      <w:tblGrid>
-        <w:gridCol w:w="7508"/>
-        <w:gridCol w:w="986"/>
-      </w:tblGrid>
-      <w:tr>
-        <w:tc>
-          <w:tcPr>
-            <w:tcW w:w="7508" w:type="dxa"/>
-          </w:tcPr>
-          <w:p>
-            <w:pPr>
-              <w:tabs>
-                <w:tab w:val="left" w:pos="2592"/>
-              </w:tabs>
-              <w:jc w:val="center"/>
-              <w:rPr>
-                <w:b/>
-                <w:bCs/>
-              </w:rPr>
-            </w:pPr>
-            <w:r>
-              <w:rPr>
-                <w:b/>
-                <w:bCs/>
-              </w:rPr>
-              <w:t>Assessment criterion</w:t>
-            </w:r>
-          </w:p>
-        </w:tc>
-        <w:tc>
-          <w:tcPr>
-            <w:tcW w:w="986" w:type="dxa"/>
-          </w:tcPr>
-          <w:p>
-            <w:pPr>
-              <w:jc w:val="center"/>
-              <w:rPr>
-                <w:b/>
-                <w:bCs/>
-              </w:rPr>
-            </w:pPr>
-            <w:r>
-              <w:rPr>
-                <w:b/>
-                <w:bCs/>
-              </w:rPr>
-              <w:t>Points</w:t>
-            </w:r>
-          </w:p>
-        </w:tc>
-      </w:tr>
-      <w:tr>
-        <w:tc>
-          <w:tcPr>
-            <w:tcW w:w="7508" w:type="dxa"/>
-          </w:tcPr>
-          <w:p>
-            <w:pPr>
-              <w:jc w:val="both"/>
-            </w:pPr>
-            <w:r>
-              <w:t>Correctly understands the objective of the problem: find the pair of pins whose shortest-path distance is maximum</w:t>
-            </w:r>
-          </w:p>
-        </w:tc>
-        <w:tc>
-          <w:tcPr>
-            <w:tcW w:w="986" w:type="dxa"/>
-          </w:tcPr>
-          <w:p>
-            <w:pPr>
-              <w:jc w:val="center"/>
-            </w:pPr>
-            <w:r>
-              <w:t>0.</w:t>
-            </w:r>
-            <w:r>
-              <w:t>8</w:t>
-            </w:r>
-          </w:p>
-        </w:tc>
-      </w:tr>
-      <w:tr>
-        <w:tc>
-          <w:tcPr>
-            <w:tcW w:w="7508" w:type="dxa"/>
-          </w:tcPr>
-          <w:p>
-            <w:pPr>
-              <w:jc w:val="both"/>
-            </w:pPr>
-            <w:r>
-              <w:t>Uses an appropriate shortest-path strategy to solve the problem</w:t>
-            </w:r>
-          </w:p>
-        </w:tc>
-        <w:tc>
-          <w:tcPr>
-            <w:tcW w:w="986" w:type="dxa"/>
-          </w:tcPr>
-          <w:p>
-            <w:pPr>
-              <w:jc w:val="center"/>
-            </w:pPr>
-            <w:r>
-              <w:t>0.</w:t>
-            </w:r>
-            <w:r>
-              <w:t>7</w:t>
-            </w:r>
-          </w:p>
-        </w:tc>
-      </w:tr>
-      <w:tr>
-        <w:tc>
-          <w:tcPr>
-            <w:tcW w:w="7508" w:type="dxa"/>
-          </w:tcPr>
-          <w:p>
-            <w:pPr>
-              <w:jc w:val="both"/>
-            </w:pPr>
-            <w:r>
-              <w:t>Correctly reconstructs and returns the intermediate pins forming the corresponding shortest path</w:t>
-            </w:r>
-          </w:p>
-        </w:tc>
-        <w:tc>
-          <w:tcPr>
-            <w:tcW w:w="986" w:type="dxa"/>
-          </w:tcPr>
-          <w:p>
-            <w:pPr>
-              <w:jc w:val="center"/>
-            </w:pPr>
-            <w:r>
-              <w:t>0.</w:t>
-            </w:r>
-            <w:r>
-              <w:t>6</w:t>
-            </w:r>
-          </w:p>
-        </w:tc>
-      </w:tr>
-      <w:tr>
-        <w:tc>
-          <w:tcPr>
-            <w:tcW w:w="7508" w:type="dxa"/>
-          </w:tcPr>
-          <w:p>
-            <w:pPr>
-              <w:jc w:val="both"/>
-            </w:pPr>
-            <w:r>
-              <w:t>Provides a coherent and functional implementation</w:t>
-            </w:r>
-          </w:p>
-        </w:tc>
-        <w:tc>
-          <w:tcPr>
-            <w:tcW w:w="986" w:type="dxa"/>
-          </w:tcPr>
-          <w:p>
-            <w:pPr>
-              <w:jc w:val="center"/>
-            </w:pPr>
-            <w:r>
-              <w:t>0.</w:t>
-            </w:r>
-            <w:r>
-              <w:t>4</w:t>
-            </w:r>
-          </w:p>
-        </w:tc>
-      </w:tr>
-      <w:tr>
-        <w:tc>
-          <w:tcPr>
-            <w:tcW w:w="7508" w:type="dxa"/>
-          </w:tcPr>
-          <w:p>
-            <w:pPr>
-              <w:jc w:val="both"/>
-            </w:pPr>
-            <w:r>
-              <w:t>Includes explanatory comments in the code</w:t>
-            </w:r>
-          </w:p>
-        </w:tc>
-        <w:tc>
-          <w:tcPr>
-            <w:tcW w:w="986" w:type="dxa"/>
-          </w:tcPr>
-          <w:p>
-            <w:pPr>
-              <w:jc w:val="center"/>
-            </w:pPr>
-            <w:r>
-              <w:t>0.</w:t>
-            </w:r>
-            <w:r>
-              <w:t>2</w:t>
-            </w:r>
-          </w:p>
-        </w:tc>
-      </w:tr>
-      <w:tr>
-        <w:trPr>
-          <w:trHeight w:val="58"/>
-        </w:trPr>
-        <w:tc>
-          <w:tcPr>
-            <w:tcW w:w="7508" w:type="dxa"/>
-          </w:tcPr>
-          <w:p>
-            <w:pPr>
-              <w:jc w:val="both"/>
-            </w:pPr>
-            <w:r>
-              <w:t>Includes an example of how to call the algorithm from a main program, specifying the initial parameter values</w:t>
-            </w:r>
-          </w:p>
-        </w:tc>
-        <w:tc>
-          <w:tcPr>
-            <w:tcW w:w="986" w:type="dxa"/>
-          </w:tcPr>
-          <w:p>
-            <w:pPr>
-              <w:jc w:val="center"/>
-            </w:pPr>
-            <w:r>
-              <w:t>0.</w:t>
-            </w:r>
-            <w:r>
-              <w:t>3</w:t>
-            </w:r>
-          </w:p>
-        </w:tc>
-      </w:tr>
-    </w:tbl>
-    <w:p/>
+    <w:p>
+      <w:pPr>
+        <w:pStyle w:val="ListParagraph"/>
+        <w:ind w:left="1080"/>
+      </w:pPr>
+    </w:p>
+    <w:p>
+      <w:pPr>
+        <w:pStyle w:val="Heading2"/>
+      </w:pPr>
+      <w:r>
+        <w:t>Question 2 (3 point</w:t>
+      </w:r>
+      <w:r>
+        <w:t>s</w:t>
+      </w:r>
+      <w:r>
+        <w:t>)</w:t>
+      </w:r>
+    </w:p>
+    <w:p>
+      <w:pPr>
+        <w:pStyle w:val="ListParagraph"/>
+        <w:numPr>
+          <w:ilvl w:val="0"/>
+          <w:numId w:val="4"/>
+        </w:numPr>
+      </w:pPr>
+      <w:r>
+        <w:t>Correctly understands the objective of the problem: find the pair of pins whose shortest-path distance is maximum. 0.8</w:t>
+      </w:r>
+    </w:p>
+    <w:p>
+      <w:pPr>
+        <w:pStyle w:val="ListParagraph"/>
+        <w:numPr>
+          <w:ilvl w:val="0"/>
+          <w:numId w:val="4"/>
+        </w:numPr>
+      </w:pPr>
+      <w:r>
+        <w:t>Uses an appropriate shortest-path strategy to solve the problem. 0.7</w:t>
+      </w:r>
+    </w:p>
+    <w:p>
+      <w:pPr>
+        <w:pStyle w:val="ListParagraph"/>
+        <w:numPr>
+          <w:ilvl w:val="0"/>
+          <w:numId w:val="4"/>
+        </w:numPr>
+      </w:pPr>
+      <w:r>
+        <w:t>Correctly reconstructs and returns the intermediate pins forming the corresponding shortest path. 0.6</w:t>
+      </w:r>
+    </w:p>
+    <w:p>
+      <w:pPr>
+        <w:pStyle w:val="ListParagraph"/>
+        <w:numPr>
+          <w:ilvl w:val="0"/>
+          <w:numId w:val="4"/>
+        </w:numPr>
+      </w:pPr>
+      <w:r>
+        <w:t>Provides a coherent and functional implementation. 0.4</w:t>
+      </w:r>
+    </w:p>
+    <w:p>
+      <w:pPr>
+        <w:pStyle w:val="ListParagraph"/>
+        <w:numPr>
+          <w:ilvl w:val="0"/>
+          <w:numId w:val="4"/>
+        </w:numPr>
+      </w:pPr>
+      <w:r>
+        <w:t>Includes explanatory comments in the code. 0.2</w:t>
+      </w:r>
+    </w:p>
+    <w:p>
+      <w:pPr>
+        <w:pStyle w:val="ListParagraph"/>
+        <w:numPr>
+          <w:ilvl w:val="0"/>
+          <w:numId w:val="4"/>
+        </w:numPr>
+      </w:pPr>
+      <w:r>
+        <w:t>Includes an example of how to call the algorithm from a main program, specifying the initial parameter values. 0.3</w:t>
+      </w:r>
+    </w:p>
     <w:sectPr>
       <w:pgSz w:w="11906" w:h="16838"/>
       <w:pgMar w:top="1417" w:right="1701" w:bottom="1417" w:left="1701" w:header="708" w:footer="708" w:gutter="0"/>
@@ -866,58 +223,8 @@
 </w:document>
 </file>
 
-<file path=word/endnotes.xml><?xml version="1.0" encoding="utf-8"?>
-<w:endnotes xmlns:wpc="http://schemas.microsoft.com/office/word/2010/wordprocessingCanvas" xmlns:cx="http://schemas.microsoft.com/office/drawing/2014/chartex" xmlns:cx1="http://schemas.microsoft.com/office/drawing/2015/9/8/chartex" xmlns:cx2="http://schemas.microsoft.com/office/drawing/2015/10/21/chartex" xmlns:cx3="http://schemas.microsoft.com/office/drawing/2016/5/9/chartex" xmlns:cx4="http://schemas.microsoft.com/office/drawing/2016/5/10/chartex" xmlns:cx5="http://schemas.microsoft.com/office/drawing/2016/5/11/chartex" xmlns:cx6="http://schemas.microsoft.com/office/drawing/2016/5/12/chartex" xmlns:cx7="http://schemas.microsoft.com/office/drawing/2016/5/13/chartex" xmlns:cx8="http://schemas.microsoft.com/office/drawing/2016/5/14/chartex" xmlns:mc="http://schemas.openxmlformats.org/markup-compatibility/2006" xmlns:aink="http://schemas.microsoft.com/office/drawing/2016/ink" xmlns:am3d="http://schemas.microsoft.com/office/drawing/2017/model3d" xmlns:o="urn:schemas-microsoft-com:office:office" xmlns:oel="http://schemas.microsoft.com/office/2019/extlst" xmlns:r="http://schemas.openxmlformats.org/officeDocument/2006/relationships" xmlns:m="http://schemas.openxmlformats.org/officeDocument/2006/math" xmlns:v="urn:schemas-microsoft-com:vml" xmlns:wp14="http://schemas.microsoft.com/office/word/2010/wordprocessingDrawing" xmlns:wp="http://schemas.openxmlformats.org/drawingml/2006/wordprocessingDrawing" xmlns:w10="urn:schemas-microsoft-com:office:word" xmlns:w="http://schemas.openxmlformats.org/wordprocessingml/2006/main" xmlns:w14="http://schemas.microsoft.com/office/word/2010/wordml" xmlns:w15="http://schemas.microsoft.com/office/word/2012/wordml" xmlns:w16cex="http://schemas.microsoft.com/office/word/2018/wordml/cex" xmlns:w16cid="http://schemas.microsoft.com/office/word/2016/wordml/cid" xmlns:w16="http://schemas.microsoft.com/office/word/2018/wordml" xmlns:w16du="http://schemas.microsoft.com/office/word/2023/wordml/word16du" xmlns:w16sdtdh="http://schemas.microsoft.com/office/word/2020/wordml/sdtdatahash" xmlns:w16sdtfl="http://schemas.microsoft.com/office/word/2024/wordml/sdtformatlock" xmlns:w16se="http://schemas.microsoft.com/office/word/2015/wordml/symex" xmlns:wpg="http://schemas.microsoft.com/office/word/2010/wordprocessingGroup" xmlns:wpi="http://schemas.microsoft.com/office/word/2010/wordprocessingInk" xmlns:wne="http://schemas.microsoft.com/office/word/2006/wordml" xmlns:wps="http://schemas.microsoft.com/office/word/2010/wordprocessingShape" mc:Ignorable="w14 w15 w16se w16cid w16 w16cex w16sdtdh w16sdtfl w16du wp14">
-  <w:endnote w:type="separator" w:id="-1">
-    <w:p>
-      <w:pPr>
-        <w:spacing w:after="0" w:line="240" w:lineRule="auto"/>
-      </w:pPr>
-      <w:r>
-        <w:separator/>
-      </w:r>
-    </w:p>
-  </w:endnote>
-  <w:endnote w:type="continuationSeparator" w:id="0">
-    <w:p>
-      <w:pPr>
-        <w:spacing w:after="0" w:line="240" w:lineRule="auto"/>
-      </w:pPr>
-      <w:r>
-        <w:continuationSeparator/>
-      </w:r>
-    </w:p>
-  </w:endnote>
-</w:endnotes>
-</file>
-
-<file path=word/footnotes.xml><?xml version="1.0" encoding="utf-8"?>
-<w:footnotes xmlns:wpc="http://schemas.microsoft.com/office/word/2010/wordprocessingCanvas" xmlns:cx="http://schemas.microsoft.com/office/drawing/2014/chartex" xmlns:cx1="http://schemas.microsoft.com/office/drawing/2015/9/8/chartex" xmlns:cx2="http://schemas.microsoft.com/office/drawing/2015/10/21/chartex" xmlns:cx3="http://schemas.microsoft.com/office/drawing/2016/5/9/chartex" xmlns:cx4="http://schemas.microsoft.com/office/drawing/2016/5/10/chartex" xmlns:cx5="http://schemas.microsoft.com/office/drawing/2016/5/11/chartex" xmlns:cx6="http://schemas.microsoft.com/office/drawing/2016/5/12/chartex" xmlns:cx7="http://schemas.microsoft.com/office/drawing/2016/5/13/chartex" xmlns:cx8="http://schemas.microsoft.com/office/drawing/2016/5/14/chartex" xmlns:mc="http://schemas.openxmlformats.org/markup-compatibility/2006" xmlns:aink="http://schemas.microsoft.com/office/drawing/2016/ink" xmlns:am3d="http://schemas.microsoft.com/office/drawing/2017/model3d" xmlns:o="urn:schemas-microsoft-com:office:office" xmlns:oel="http://schemas.microsoft.com/office/2019/extlst" xmlns:r="http://schemas.openxmlformats.org/officeDocument/2006/relationships" xmlns:m="http://schemas.openxmlformats.org/officeDocument/2006/math" xmlns:v="urn:schemas-microsoft-com:vml" xmlns:wp14="http://schemas.microsoft.com/office/word/2010/wordprocessingDrawing" xmlns:wp="http://schemas.openxmlformats.org/drawingml/2006/wordprocessingDrawing" xmlns:w10="urn:schemas-microsoft-com:office:word" xmlns:w="http://schemas.openxmlformats.org/wordprocessingml/2006/main" xmlns:w14="http://schemas.microsoft.com/office/word/2010/wordml" xmlns:w15="http://schemas.microsoft.com/office/word/2012/wordml" xmlns:w16cex="http://schemas.microsoft.com/office/word/2018/wordml/cex" xmlns:w16cid="http://schemas.microsoft.com/office/word/2016/wordml/cid" xmlns:w16="http://schemas.microsoft.com/office/word/2018/wordml" xmlns:w16du="http://schemas.microsoft.com/office/word/2023/wordml/word16du" xmlns:w16sdtdh="http://schemas.microsoft.com/office/word/2020/wordml/sdtdatahash" xmlns:w16sdtfl="http://schemas.microsoft.com/office/word/2024/wordml/sdtformatlock" xmlns:w16se="http://schemas.microsoft.com/office/word/2015/wordml/symex" xmlns:wpg="http://schemas.microsoft.com/office/word/2010/wordprocessingGroup" xmlns:wpi="http://schemas.microsoft.com/office/word/2010/wordprocessingInk" xmlns:wne="http://schemas.microsoft.com/office/word/2006/wordml" xmlns:wps="http://schemas.microsoft.com/office/word/2010/wordprocessingShape" mc:Ignorable="w14 w15 w16se w16cid w16 w16cex w16sdtdh w16sdtfl w16du wp14">
-  <w:footnote w:type="separator" w:id="-1">
-    <w:p>
-      <w:pPr>
-        <w:spacing w:after="0" w:line="240" w:lineRule="auto"/>
-      </w:pPr>
-      <w:r>
-        <w:separator/>
-      </w:r>
-    </w:p>
-  </w:footnote>
-  <w:footnote w:type="continuationSeparator" w:id="0">
-    <w:p>
-      <w:pPr>
-        <w:spacing w:after="0" w:line="240" w:lineRule="auto"/>
-      </w:pPr>
-      <w:r>
-        <w:continuationSeparator/>
-      </w:r>
-    </w:p>
-  </w:footnote>
-</w:footnotes>
-</file>
-
 <file path=word/numbering.xml><?xml version="1.0" encoding="utf-8"?>
-<w:numbering xmlns:wpc="http://schemas.microsoft.com/office/word/2010/wordprocessingCanvas" xmlns:cx="http://schemas.microsoft.com/office/drawing/2014/chartex" xmlns:cx1="http://schemas.microsoft.com/office/drawing/2015/9/8/chartex" xmlns:cx2="http://schemas.microsoft.com/office/drawing/2015/10/21/chartex" xmlns:cx3="http://schemas.microsoft.com/office/drawing/2016/5/9/chartex" xmlns:cx4="http://schemas.microsoft.com/office/drawing/2016/5/10/chartex" xmlns:cx5="http://schemas.microsoft.com/office/drawing/2016/5/11/chartex" xmlns:cx6="http://schemas.microsoft.com/office/drawing/2016/5/12/chartex" xmlns:cx7="http://schemas.microsoft.com/office/drawing/2016/5/13/chartex" xmlns:cx8="http://schemas.microsoft.com/office/drawing/2016/5/14/chartex" xmlns:mc="http://schemas.openxmlformats.org/markup-compatibility/2006" xmlns:aink="http://schemas.microsoft.com/office/drawing/2016/ink" xmlns:am3d="http://schemas.microsoft.com/office/drawing/2017/model3d" xmlns:o="urn:schemas-microsoft-com:office:office" xmlns:oel="http://schemas.microsoft.com/office/2019/extlst" xmlns:r="http://schemas.openxmlformats.org/officeDocument/2006/relationships" xmlns:m="http://schemas.openxmlformats.org/officeDocument/2006/math" xmlns:v="urn:schemas-microsoft-com:vml" xmlns:wp14="http://schemas.microsoft.com/office/word/2010/wordprocessingDrawing" xmlns:wp="http://schemas.openxmlformats.org/drawingml/2006/wordprocessingDrawing" xmlns:w10="urn:schemas-microsoft-com:office:word" xmlns:w="http://schemas.openxmlformats.org/wordprocessingml/2006/main" xmlns:w14="http://schemas.microsoft.com/office/word/2010/wordml" xmlns:w15="http://schemas.microsoft.com/office/word/2012/wordml" xmlns:w16cex="http://schemas.microsoft.com/office/word/2018/wordml/cex" xmlns:w16cid="http://schemas.microsoft.com/office/word/2016/wordml/cid" xmlns:w16="http://schemas.microsoft.com/office/word/2018/wordml" xmlns:w16du="http://schemas.microsoft.com/office/word/2023/wordml/word16du" xmlns:w16sdtdh="http://schemas.microsoft.com/office/word/2020/wordml/sdtdatahash" xmlns:w16sdtfl="http://schemas.microsoft.com/office/word/2024/wordml/sdtformatlock" xmlns:w16se="http://schemas.microsoft.com/office/word/2015/wordml/symex" xmlns:wpg="http://schemas.microsoft.com/office/word/2010/wordprocessingGroup" xmlns:wpi="http://schemas.microsoft.com/office/word/2010/wordprocessingInk" xmlns:wne="http://schemas.microsoft.com/office/word/2006/wordml" xmlns:wps="http://schemas.microsoft.com/office/word/2010/wordprocessingShape" mc:Ignorable="w14 w15 w16se w16cid w16 w16cex w16sdtdh w16sdtfl w16du wp14">
+<w:numbering xmlns:wpc="http://schemas.microsoft.com/office/word/2010/wordprocessingCanvas" xmlns:cx="http://schemas.microsoft.com/office/drawing/2014/chartex" xmlns:cx1="http://schemas.microsoft.com/office/drawing/2015/9/8/chartex" xmlns:cx2="http://schemas.microsoft.com/office/drawing/2015/10/21/chartex" xmlns:cx3="http://schemas.microsoft.com/office/drawing/2016/5/9/chartex" xmlns:cx4="http://schemas.microsoft.com/office/drawing/2016/5/10/chartex" xmlns:cx5="http://schemas.microsoft.com/office/drawing/2016/5/11/chartex" xmlns:cx6="http://schemas.microsoft.com/office/drawing/2016/5/12/chartex" xmlns:cx7="http://schemas.microsoft.com/office/drawing/2016/5/13/chartex" xmlns:cx8="http://schemas.microsoft.com/office/drawing/2016/5/14/chartex" xmlns:mc="http://schemas.openxmlformats.org/markup-compatibility/2006" xmlns:aink="http://schemas.microsoft.com/office/drawing/2016/ink" xmlns:am3d="http://schemas.microsoft.com/office/drawing/2017/model3d" xmlns:o="urn:schemas-microsoft-com:office:office" xmlns:oel="http://schemas.microsoft.com/office/2019/extlst" xmlns:r="http://schemas.openxmlformats.org/officeDocument/2006/relationships" xmlns:m="http://schemas.openxmlformats.org/officeDocument/2006/math" xmlns:v="urn:schemas-microsoft-com:vml" xmlns:wp14="http://schemas.microsoft.com/office/word/2010/wordprocessingDrawing" xmlns:wp="http://schemas.openxmlformats.org/drawingml/2006/wordprocessingDrawing" xmlns:w10="urn:schemas-microsoft-com:office:word" xmlns:w="http://schemas.openxmlformats.org/wordprocessingml/2006/main" xmlns:w14="http://schemas.microsoft.com/office/word/2010/wordml" xmlns:w15="http://schemas.microsoft.com/office/word/2012/wordml" xmlns:w16cei="http://schemas.microsoft.com/office/word/2026/wordml/cei" xmlns:w16cex="http://schemas.microsoft.com/office/word/2018/wordml/cex" xmlns:w16cid="http://schemas.microsoft.com/office/word/2016/wordml/cid" xmlns:w16="http://schemas.microsoft.com/office/word/2018/wordml" xmlns:w16du="http://schemas.microsoft.com/office/word/2023/wordml/word16du" xmlns:w16sdtdh="http://schemas.microsoft.com/office/word/2020/wordml/sdtdatahash" xmlns:w16sdtfl="http://schemas.microsoft.com/office/word/2024/wordml/sdtformatlock" xmlns:w16se="http://schemas.microsoft.com/office/word/2015/wordml/symex" xmlns:wpg="http://schemas.microsoft.com/office/word/2010/wordprocessingGroup" xmlns:wpi="http://schemas.microsoft.com/office/word/2010/wordprocessingInk" xmlns:wne="http://schemas.microsoft.com/office/word/2006/wordml" xmlns:wps="http://schemas.microsoft.com/office/word/2010/wordprocessingShape" mc:Ignorable="w14 w15 w16se w16cid w16 w16cex w16sdtdh w16sdtfl w16du wp14">
   <w:abstractNum w:abstractNumId="0" w15:restartNumberingAfterBreak="0">
     <w:nsid w:val="34655165"/>
     <w:multiLevelType w:val="hybridMultilevel"/>
@@ -1096,11 +403,243 @@
       </w:pPr>
     </w:lvl>
   </w:abstractNum>
+  <w:abstractNum w:abstractNumId="2" w15:restartNumberingAfterBreak="0">
+    <w:nsid w:val="50B50947"/>
+    <w:multiLevelType w:val="hybridMultilevel"/>
+    <w:tmpl w:val="576AD572"/>
+    <w:lvl w:ilvl="0" w:tplc="0C0A0001">
+      <w:start w:val="1"/>
+      <w:numFmt w:val="bullet"/>
+      <w:lvlText w:val=""/>
+      <w:lvlJc w:val="left"/>
+      <w:pPr>
+        <w:ind w:left="1080" w:hanging="360"/>
+      </w:pPr>
+      <w:rPr>
+        <w:rFonts w:ascii="Symbol" w:hAnsi="Symbol" w:hint="default"/>
+      </w:rPr>
+    </w:lvl>
+    <w:lvl w:ilvl="1" w:tplc="0C0A0003" w:tentative="1">
+      <w:start w:val="1"/>
+      <w:numFmt w:val="bullet"/>
+      <w:lvlText w:val="o"/>
+      <w:lvlJc w:val="left"/>
+      <w:pPr>
+        <w:ind w:left="1800" w:hanging="360"/>
+      </w:pPr>
+      <w:rPr>
+        <w:rFonts w:ascii="Courier New" w:hAnsi="Courier New" w:cs="Courier New" w:hint="default"/>
+      </w:rPr>
+    </w:lvl>
+    <w:lvl w:ilvl="2" w:tplc="0C0A0005" w:tentative="1">
+      <w:start w:val="1"/>
+      <w:numFmt w:val="bullet"/>
+      <w:lvlText w:val=""/>
+      <w:lvlJc w:val="left"/>
+      <w:pPr>
+        <w:ind w:left="2520" w:hanging="360"/>
+      </w:pPr>
+      <w:rPr>
+        <w:rFonts w:ascii="Wingdings" w:hAnsi="Wingdings" w:hint="default"/>
+      </w:rPr>
+    </w:lvl>
+    <w:lvl w:ilvl="3" w:tplc="0C0A0001" w:tentative="1">
+      <w:start w:val="1"/>
+      <w:numFmt w:val="bullet"/>
+      <w:lvlText w:val=""/>
+      <w:lvlJc w:val="left"/>
+      <w:pPr>
+        <w:ind w:left="3240" w:hanging="360"/>
+      </w:pPr>
+      <w:rPr>
+        <w:rFonts w:ascii="Symbol" w:hAnsi="Symbol" w:hint="default"/>
+      </w:rPr>
+    </w:lvl>
+    <w:lvl w:ilvl="4" w:tplc="0C0A0003" w:tentative="1">
+      <w:start w:val="1"/>
+      <w:numFmt w:val="bullet"/>
+      <w:lvlText w:val="o"/>
+      <w:lvlJc w:val="left"/>
+      <w:pPr>
+        <w:ind w:left="3960" w:hanging="360"/>
+      </w:pPr>
+      <w:rPr>
+        <w:rFonts w:ascii="Courier New" w:hAnsi="Courier New" w:cs="Courier New" w:hint="default"/>
+      </w:rPr>
+    </w:lvl>
+    <w:lvl w:ilvl="5" w:tplc="0C0A0005" w:tentative="1">
+      <w:start w:val="1"/>
+      <w:numFmt w:val="bullet"/>
+      <w:lvlText w:val=""/>
+      <w:lvlJc w:val="left"/>
+      <w:pPr>
+        <w:ind w:left="4680" w:hanging="360"/>
+      </w:pPr>
+      <w:rPr>
+        <w:rFonts w:ascii="Wingdings" w:hAnsi="Wingdings" w:hint="default"/>
+      </w:rPr>
+    </w:lvl>
+    <w:lvl w:ilvl="6" w:tplc="0C0A0001" w:tentative="1">
+      <w:start w:val="1"/>
+      <w:numFmt w:val="bullet"/>
+      <w:lvlText w:val=""/>
+      <w:lvlJc w:val="left"/>
+      <w:pPr>
+        <w:ind w:left="5400" w:hanging="360"/>
+      </w:pPr>
+      <w:rPr>
+        <w:rFonts w:ascii="Symbol" w:hAnsi="Symbol" w:hint="default"/>
+      </w:rPr>
+    </w:lvl>
+    <w:lvl w:ilvl="7" w:tplc="0C0A0003" w:tentative="1">
+      <w:start w:val="1"/>
+      <w:numFmt w:val="bullet"/>
+      <w:lvlText w:val="o"/>
+      <w:lvlJc w:val="left"/>
+      <w:pPr>
+        <w:ind w:left="6120" w:hanging="360"/>
+      </w:pPr>
+      <w:rPr>
+        <w:rFonts w:ascii="Courier New" w:hAnsi="Courier New" w:cs="Courier New" w:hint="default"/>
+      </w:rPr>
+    </w:lvl>
+    <w:lvl w:ilvl="8" w:tplc="0C0A0005" w:tentative="1">
+      <w:start w:val="1"/>
+      <w:numFmt w:val="bullet"/>
+      <w:lvlText w:val=""/>
+      <w:lvlJc w:val="left"/>
+      <w:pPr>
+        <w:ind w:left="6840" w:hanging="360"/>
+      </w:pPr>
+      <w:rPr>
+        <w:rFonts w:ascii="Wingdings" w:hAnsi="Wingdings" w:hint="default"/>
+      </w:rPr>
+    </w:lvl>
+  </w:abstractNum>
+  <w:abstractNum w:abstractNumId="3" w15:restartNumberingAfterBreak="0">
+    <w:nsid w:val="72A4584A"/>
+    <w:multiLevelType w:val="hybridMultilevel"/>
+    <w:tmpl w:val="AD9EF9C0"/>
+    <w:lvl w:ilvl="0" w:tplc="0C0A0001">
+      <w:start w:val="1"/>
+      <w:numFmt w:val="bullet"/>
+      <w:lvlText w:val=""/>
+      <w:lvlJc w:val="left"/>
+      <w:pPr>
+        <w:ind w:left="1068" w:hanging="360"/>
+      </w:pPr>
+      <w:rPr>
+        <w:rFonts w:ascii="Symbol" w:hAnsi="Symbol" w:hint="default"/>
+      </w:rPr>
+    </w:lvl>
+    <w:lvl w:ilvl="1" w:tplc="0C0A0003" w:tentative="1">
+      <w:start w:val="1"/>
+      <w:numFmt w:val="bullet"/>
+      <w:lvlText w:val="o"/>
+      <w:lvlJc w:val="left"/>
+      <w:pPr>
+        <w:ind w:left="1788" w:hanging="360"/>
+      </w:pPr>
+      <w:rPr>
+        <w:rFonts w:ascii="Courier New" w:hAnsi="Courier New" w:cs="Courier New" w:hint="default"/>
+      </w:rPr>
+    </w:lvl>
+    <w:lvl w:ilvl="2" w:tplc="0C0A0005" w:tentative="1">
+      <w:start w:val="1"/>
+      <w:numFmt w:val="bullet"/>
+      <w:lvlText w:val=""/>
+      <w:lvlJc w:val="left"/>
+      <w:pPr>
+        <w:ind w:left="2508" w:hanging="360"/>
+      </w:pPr>
+      <w:rPr>
+        <w:rFonts w:ascii="Wingdings" w:hAnsi="Wingdings" w:hint="default"/>
+      </w:rPr>
+    </w:lvl>
+    <w:lvl w:ilvl="3" w:tplc="0C0A0001" w:tentative="1">
+      <w:start w:val="1"/>
+      <w:numFmt w:val="bullet"/>
+      <w:lvlText w:val=""/>
+      <w:lvlJc w:val="left"/>
+      <w:pPr>
+        <w:ind w:left="3228" w:hanging="360"/>
+      </w:pPr>
+      <w:rPr>
+        <w:rFonts w:ascii="Symbol" w:hAnsi="Symbol" w:hint="default"/>
+      </w:rPr>
+    </w:lvl>
+    <w:lvl w:ilvl="4" w:tplc="0C0A0003" w:tentative="1">
+      <w:start w:val="1"/>
+      <w:numFmt w:val="bullet"/>
+      <w:lvlText w:val="o"/>
+      <w:lvlJc w:val="left"/>
+      <w:pPr>
+        <w:ind w:left="3948" w:hanging="360"/>
+      </w:pPr>
+      <w:rPr>
+        <w:rFonts w:ascii="Courier New" w:hAnsi="Courier New" w:cs="Courier New" w:hint="default"/>
+      </w:rPr>
+    </w:lvl>
+    <w:lvl w:ilvl="5" w:tplc="0C0A0005" w:tentative="1">
+      <w:start w:val="1"/>
+      <w:numFmt w:val="bullet"/>
+      <w:lvlText w:val=""/>
+      <w:lvlJc w:val="left"/>
+      <w:pPr>
+        <w:ind w:left="4668" w:hanging="360"/>
+      </w:pPr>
+      <w:rPr>
+        <w:rFonts w:ascii="Wingdings" w:hAnsi="Wingdings" w:hint="default"/>
+      </w:rPr>
+    </w:lvl>
+    <w:lvl w:ilvl="6" w:tplc="0C0A0001" w:tentative="1">
+      <w:start w:val="1"/>
+      <w:numFmt w:val="bullet"/>
+      <w:lvlText w:val=""/>
+      <w:lvlJc w:val="left"/>
+      <w:pPr>
+        <w:ind w:left="5388" w:hanging="360"/>
+      </w:pPr>
+      <w:rPr>
+        <w:rFonts w:ascii="Symbol" w:hAnsi="Symbol" w:hint="default"/>
+      </w:rPr>
+    </w:lvl>
+    <w:lvl w:ilvl="7" w:tplc="0C0A0003" w:tentative="1">
+      <w:start w:val="1"/>
+      <w:numFmt w:val="bullet"/>
+      <w:lvlText w:val="o"/>
+      <w:lvlJc w:val="left"/>
+      <w:pPr>
+        <w:ind w:left="6108" w:hanging="360"/>
+      </w:pPr>
+      <w:rPr>
+        <w:rFonts w:ascii="Courier New" w:hAnsi="Courier New" w:cs="Courier New" w:hint="default"/>
+      </w:rPr>
+    </w:lvl>
+    <w:lvl w:ilvl="8" w:tplc="0C0A0005" w:tentative="1">
+      <w:start w:val="1"/>
+      <w:numFmt w:val="bullet"/>
+      <w:lvlText w:val=""/>
+      <w:lvlJc w:val="left"/>
+      <w:pPr>
+        <w:ind w:left="6828" w:hanging="360"/>
+      </w:pPr>
+      <w:rPr>
+        <w:rFonts w:ascii="Wingdings" w:hAnsi="Wingdings" w:hint="default"/>
+      </w:rPr>
+    </w:lvl>
+  </w:abstractNum>
   <w:num w:numId="1" w16cid:durableId="1795169676">
     <w:abstractNumId w:val="1"/>
   </w:num>
   <w:num w:numId="2" w16cid:durableId="1840273875">
     <w:abstractNumId w:val="0"/>
+  </w:num>
+  <w:num w:numId="3" w16cid:durableId="106431256">
+    <w:abstractNumId w:val="2"/>
+  </w:num>
+  <w:num w:numId="4" w16cid:durableId="1274629154">
+    <w:abstractNumId w:val="3"/>
   </w:num>
 </w:numbering>
 </file>
@@ -1505,16 +1044,15 @@
   <w:style w:type="paragraph" w:default="1" w:styleId="Normal">
     <w:name w:val="Normal"/>
     <w:qFormat/>
-    <w:rsid w:val="00F412E2"/>
     <w:rPr>
       <w:lang w:val="en-GB"/>
     </w:rPr>
   </w:style>
-  <w:style w:type="paragraph" w:styleId="Ttulo1">
+  <w:style w:type="paragraph" w:styleId="Heading1">
     <w:name w:val="heading 1"/>
     <w:basedOn w:val="Normal"/>
     <w:next w:val="Normal"/>
-    <w:link w:val="Ttulo1Car"/>
+    <w:link w:val="Heading1Char"/>
     <w:uiPriority w:val="9"/>
     <w:qFormat/>
     <w:rsid w:val="002B3D67"/>
@@ -1531,11 +1069,11 @@
       <w:szCs w:val="40"/>
     </w:rPr>
   </w:style>
-  <w:style w:type="paragraph" w:styleId="Ttulo2">
+  <w:style w:type="paragraph" w:styleId="Heading2">
     <w:name w:val="heading 2"/>
     <w:basedOn w:val="Normal"/>
     <w:next w:val="Normal"/>
-    <w:link w:val="Ttulo2Car"/>
+    <w:link w:val="Heading2Char"/>
     <w:uiPriority w:val="9"/>
     <w:unhideWhenUsed/>
     <w:qFormat/>
@@ -1553,11 +1091,11 @@
       <w:szCs w:val="32"/>
     </w:rPr>
   </w:style>
-  <w:style w:type="paragraph" w:styleId="Ttulo3">
+  <w:style w:type="paragraph" w:styleId="Heading3">
     <w:name w:val="heading 3"/>
     <w:basedOn w:val="Normal"/>
     <w:next w:val="Normal"/>
-    <w:link w:val="Ttulo3Car"/>
+    <w:link w:val="Heading3Char"/>
     <w:uiPriority w:val="9"/>
     <w:semiHidden/>
     <w:unhideWhenUsed/>
@@ -1576,11 +1114,11 @@
       <w:szCs w:val="28"/>
     </w:rPr>
   </w:style>
-  <w:style w:type="paragraph" w:styleId="Ttulo4">
+  <w:style w:type="paragraph" w:styleId="Heading4">
     <w:name w:val="heading 4"/>
     <w:basedOn w:val="Normal"/>
     <w:next w:val="Normal"/>
-    <w:link w:val="Ttulo4Car"/>
+    <w:link w:val="Heading4Char"/>
     <w:uiPriority w:val="9"/>
     <w:semiHidden/>
     <w:unhideWhenUsed/>
@@ -1599,11 +1137,11 @@
       <w:color w:val="0F4761" w:themeColor="accent1" w:themeShade="BF"/>
     </w:rPr>
   </w:style>
-  <w:style w:type="paragraph" w:styleId="Ttulo5">
+  <w:style w:type="paragraph" w:styleId="Heading5">
     <w:name w:val="heading 5"/>
     <w:basedOn w:val="Normal"/>
     <w:next w:val="Normal"/>
-    <w:link w:val="Ttulo5Car"/>
+    <w:link w:val="Heading5Char"/>
     <w:uiPriority w:val="9"/>
     <w:semiHidden/>
     <w:unhideWhenUsed/>
@@ -1620,11 +1158,11 @@
       <w:color w:val="0F4761" w:themeColor="accent1" w:themeShade="BF"/>
     </w:rPr>
   </w:style>
-  <w:style w:type="paragraph" w:styleId="Ttulo6">
+  <w:style w:type="paragraph" w:styleId="Heading6">
     <w:name w:val="heading 6"/>
     <w:basedOn w:val="Normal"/>
     <w:next w:val="Normal"/>
-    <w:link w:val="Ttulo6Car"/>
+    <w:link w:val="Heading6Char"/>
     <w:uiPriority w:val="9"/>
     <w:semiHidden/>
     <w:unhideWhenUsed/>
@@ -1643,11 +1181,11 @@
       <w:color w:val="595959" w:themeColor="text1" w:themeTint="A6"/>
     </w:rPr>
   </w:style>
-  <w:style w:type="paragraph" w:styleId="Ttulo7">
+  <w:style w:type="paragraph" w:styleId="Heading7">
     <w:name w:val="heading 7"/>
     <w:basedOn w:val="Normal"/>
     <w:next w:val="Normal"/>
-    <w:link w:val="Ttulo7Car"/>
+    <w:link w:val="Heading7Char"/>
     <w:uiPriority w:val="9"/>
     <w:semiHidden/>
     <w:unhideWhenUsed/>
@@ -1664,11 +1202,11 @@
       <w:color w:val="595959" w:themeColor="text1" w:themeTint="A6"/>
     </w:rPr>
   </w:style>
-  <w:style w:type="paragraph" w:styleId="Ttulo8">
+  <w:style w:type="paragraph" w:styleId="Heading8">
     <w:name w:val="heading 8"/>
     <w:basedOn w:val="Normal"/>
     <w:next w:val="Normal"/>
-    <w:link w:val="Ttulo8Car"/>
+    <w:link w:val="Heading8Char"/>
     <w:uiPriority w:val="9"/>
     <w:semiHidden/>
     <w:unhideWhenUsed/>
@@ -1687,11 +1225,11 @@
       <w:color w:val="272727" w:themeColor="text1" w:themeTint="D8"/>
     </w:rPr>
   </w:style>
-  <w:style w:type="paragraph" w:styleId="Ttulo9">
+  <w:style w:type="paragraph" w:styleId="Heading9">
     <w:name w:val="heading 9"/>
     <w:basedOn w:val="Normal"/>
     <w:next w:val="Normal"/>
-    <w:link w:val="Ttulo9Car"/>
+    <w:link w:val="Heading9Char"/>
     <w:uiPriority w:val="9"/>
     <w:semiHidden/>
     <w:unhideWhenUsed/>
@@ -1708,13 +1246,13 @@
       <w:color w:val="272727" w:themeColor="text1" w:themeTint="D8"/>
     </w:rPr>
   </w:style>
-  <w:style w:type="character" w:default="1" w:styleId="Fuentedeprrafopredeter">
+  <w:style w:type="character" w:default="1" w:styleId="DefaultParagraphFont">
     <w:name w:val="Default Paragraph Font"/>
     <w:uiPriority w:val="1"/>
     <w:semiHidden/>
     <w:unhideWhenUsed/>
   </w:style>
-  <w:style w:type="table" w:default="1" w:styleId="Tablanormal">
+  <w:style w:type="table" w:default="1" w:styleId="TableNormal">
     <w:name w:val="Normal Table"/>
     <w:uiPriority w:val="99"/>
     <w:semiHidden/>
@@ -1729,16 +1267,16 @@
       </w:tblCellMar>
     </w:tblPr>
   </w:style>
-  <w:style w:type="numbering" w:default="1" w:styleId="Sinlista">
+  <w:style w:type="numbering" w:default="1" w:styleId="NoList">
     <w:name w:val="No List"/>
     <w:uiPriority w:val="99"/>
     <w:semiHidden/>
     <w:unhideWhenUsed/>
   </w:style>
-  <w:style w:type="character" w:customStyle="1" w:styleId="Ttulo1Car">
-    <w:name w:val="Título 1 Car"/>
-    <w:basedOn w:val="Fuentedeprrafopredeter"/>
-    <w:link w:val="Ttulo1"/>
+  <w:style w:type="character" w:customStyle="1" w:styleId="Heading1Char">
+    <w:name w:val="Heading 1 Char"/>
+    <w:basedOn w:val="DefaultParagraphFont"/>
+    <w:link w:val="Heading1"/>
     <w:uiPriority w:val="9"/>
     <w:rsid w:val="002B3D67"/>
     <w:rPr>
@@ -1748,10 +1286,10 @@
       <w:szCs w:val="40"/>
     </w:rPr>
   </w:style>
-  <w:style w:type="character" w:customStyle="1" w:styleId="Ttulo2Car">
-    <w:name w:val="Título 2 Car"/>
-    <w:basedOn w:val="Fuentedeprrafopredeter"/>
-    <w:link w:val="Ttulo2"/>
+  <w:style w:type="character" w:customStyle="1" w:styleId="Heading2Char">
+    <w:name w:val="Heading 2 Char"/>
+    <w:basedOn w:val="DefaultParagraphFont"/>
+    <w:link w:val="Heading2"/>
     <w:uiPriority w:val="9"/>
     <w:rsid w:val="002B3D67"/>
     <w:rPr>
@@ -1761,10 +1299,10 @@
       <w:szCs w:val="32"/>
     </w:rPr>
   </w:style>
-  <w:style w:type="character" w:customStyle="1" w:styleId="Ttulo3Car">
-    <w:name w:val="Título 3 Car"/>
-    <w:basedOn w:val="Fuentedeprrafopredeter"/>
-    <w:link w:val="Ttulo3"/>
+  <w:style w:type="character" w:customStyle="1" w:styleId="Heading3Char">
+    <w:name w:val="Heading 3 Char"/>
+    <w:basedOn w:val="DefaultParagraphFont"/>
+    <w:link w:val="Heading3"/>
     <w:uiPriority w:val="9"/>
     <w:semiHidden/>
     <w:rsid w:val="002B3D67"/>
@@ -1775,10 +1313,10 @@
       <w:szCs w:val="28"/>
     </w:rPr>
   </w:style>
-  <w:style w:type="character" w:customStyle="1" w:styleId="Ttulo4Car">
-    <w:name w:val="Título 4 Car"/>
-    <w:basedOn w:val="Fuentedeprrafopredeter"/>
-    <w:link w:val="Ttulo4"/>
+  <w:style w:type="character" w:customStyle="1" w:styleId="Heading4Char">
+    <w:name w:val="Heading 4 Char"/>
+    <w:basedOn w:val="DefaultParagraphFont"/>
+    <w:link w:val="Heading4"/>
     <w:uiPriority w:val="9"/>
     <w:semiHidden/>
     <w:rsid w:val="002B3D67"/>
@@ -1789,10 +1327,10 @@
       <w:color w:val="0F4761" w:themeColor="accent1" w:themeShade="BF"/>
     </w:rPr>
   </w:style>
-  <w:style w:type="character" w:customStyle="1" w:styleId="Ttulo5Car">
-    <w:name w:val="Título 5 Car"/>
-    <w:basedOn w:val="Fuentedeprrafopredeter"/>
-    <w:link w:val="Ttulo5"/>
+  <w:style w:type="character" w:customStyle="1" w:styleId="Heading5Char">
+    <w:name w:val="Heading 5 Char"/>
+    <w:basedOn w:val="DefaultParagraphFont"/>
+    <w:link w:val="Heading5"/>
     <w:uiPriority w:val="9"/>
     <w:semiHidden/>
     <w:rsid w:val="002B3D67"/>
@@ -1801,10 +1339,10 @@
       <w:color w:val="0F4761" w:themeColor="accent1" w:themeShade="BF"/>
     </w:rPr>
   </w:style>
-  <w:style w:type="character" w:customStyle="1" w:styleId="Ttulo6Car">
-    <w:name w:val="Título 6 Car"/>
-    <w:basedOn w:val="Fuentedeprrafopredeter"/>
-    <w:link w:val="Ttulo6"/>
+  <w:style w:type="character" w:customStyle="1" w:styleId="Heading6Char">
+    <w:name w:val="Heading 6 Char"/>
+    <w:basedOn w:val="DefaultParagraphFont"/>
+    <w:link w:val="Heading6"/>
     <w:uiPriority w:val="9"/>
     <w:semiHidden/>
     <w:rsid w:val="002B3D67"/>
@@ -1815,10 +1353,10 @@
       <w:color w:val="595959" w:themeColor="text1" w:themeTint="A6"/>
     </w:rPr>
   </w:style>
-  <w:style w:type="character" w:customStyle="1" w:styleId="Ttulo7Car">
-    <w:name w:val="Título 7 Car"/>
-    <w:basedOn w:val="Fuentedeprrafopredeter"/>
-    <w:link w:val="Ttulo7"/>
+  <w:style w:type="character" w:customStyle="1" w:styleId="Heading7Char">
+    <w:name w:val="Heading 7 Char"/>
+    <w:basedOn w:val="DefaultParagraphFont"/>
+    <w:link w:val="Heading7"/>
     <w:uiPriority w:val="9"/>
     <w:semiHidden/>
     <w:rsid w:val="002B3D67"/>
@@ -1827,10 +1365,10 @@
       <w:color w:val="595959" w:themeColor="text1" w:themeTint="A6"/>
     </w:rPr>
   </w:style>
-  <w:style w:type="character" w:customStyle="1" w:styleId="Ttulo8Car">
-    <w:name w:val="Título 8 Car"/>
-    <w:basedOn w:val="Fuentedeprrafopredeter"/>
-    <w:link w:val="Ttulo8"/>
+  <w:style w:type="character" w:customStyle="1" w:styleId="Heading8Char">
+    <w:name w:val="Heading 8 Char"/>
+    <w:basedOn w:val="DefaultParagraphFont"/>
+    <w:link w:val="Heading8"/>
     <w:uiPriority w:val="9"/>
     <w:semiHidden/>
     <w:rsid w:val="002B3D67"/>
@@ -1841,10 +1379,10 @@
       <w:color w:val="272727" w:themeColor="text1" w:themeTint="D8"/>
     </w:rPr>
   </w:style>
-  <w:style w:type="character" w:customStyle="1" w:styleId="Ttulo9Car">
-    <w:name w:val="Título 9 Car"/>
-    <w:basedOn w:val="Fuentedeprrafopredeter"/>
-    <w:link w:val="Ttulo9"/>
+  <w:style w:type="character" w:customStyle="1" w:styleId="Heading9Char">
+    <w:name w:val="Heading 9 Char"/>
+    <w:basedOn w:val="DefaultParagraphFont"/>
+    <w:link w:val="Heading9"/>
     <w:uiPriority w:val="9"/>
     <w:semiHidden/>
     <w:rsid w:val="002B3D67"/>
@@ -1853,11 +1391,11 @@
       <w:color w:val="272727" w:themeColor="text1" w:themeTint="D8"/>
     </w:rPr>
   </w:style>
-  <w:style w:type="paragraph" w:styleId="Ttulo">
+  <w:style w:type="paragraph" w:styleId="Title">
     <w:name w:val="Title"/>
     <w:basedOn w:val="Normal"/>
     <w:next w:val="Normal"/>
-    <w:link w:val="TtuloCar"/>
+    <w:link w:val="TitleChar"/>
     <w:uiPriority w:val="10"/>
     <w:qFormat/>
     <w:rsid w:val="002B3D67"/>
@@ -1873,10 +1411,10 @@
       <w:szCs w:val="56"/>
     </w:rPr>
   </w:style>
-  <w:style w:type="character" w:customStyle="1" w:styleId="TtuloCar">
-    <w:name w:val="Título Car"/>
-    <w:basedOn w:val="Fuentedeprrafopredeter"/>
-    <w:link w:val="Ttulo"/>
+  <w:style w:type="character" w:customStyle="1" w:styleId="TitleChar">
+    <w:name w:val="Title Char"/>
+    <w:basedOn w:val="DefaultParagraphFont"/>
+    <w:link w:val="Title"/>
     <w:uiPriority w:val="10"/>
     <w:rsid w:val="002B3D67"/>
     <w:rPr>
@@ -1887,11 +1425,11 @@
       <w:szCs w:val="56"/>
     </w:rPr>
   </w:style>
-  <w:style w:type="paragraph" w:styleId="Subttulo">
+  <w:style w:type="paragraph" w:styleId="Subtitle">
     <w:name w:val="Subtitle"/>
     <w:basedOn w:val="Normal"/>
     <w:next w:val="Normal"/>
-    <w:link w:val="SubttuloCar"/>
+    <w:link w:val="SubtitleChar"/>
     <w:uiPriority w:val="11"/>
     <w:qFormat/>
     <w:rsid w:val="002B3D67"/>
@@ -1908,10 +1446,10 @@
       <w:szCs w:val="28"/>
     </w:rPr>
   </w:style>
-  <w:style w:type="character" w:customStyle="1" w:styleId="SubttuloCar">
-    <w:name w:val="Subtítulo Car"/>
-    <w:basedOn w:val="Fuentedeprrafopredeter"/>
-    <w:link w:val="Subttulo"/>
+  <w:style w:type="character" w:customStyle="1" w:styleId="SubtitleChar">
+    <w:name w:val="Subtitle Char"/>
+    <w:basedOn w:val="DefaultParagraphFont"/>
+    <w:link w:val="Subtitle"/>
     <w:uiPriority w:val="11"/>
     <w:rsid w:val="002B3D67"/>
     <w:rPr>
@@ -1922,11 +1460,11 @@
       <w:szCs w:val="28"/>
     </w:rPr>
   </w:style>
-  <w:style w:type="paragraph" w:styleId="Cita">
+  <w:style w:type="paragraph" w:styleId="Quote">
     <w:name w:val="Quote"/>
     <w:basedOn w:val="Normal"/>
     <w:next w:val="Normal"/>
-    <w:link w:val="CitaCar"/>
+    <w:link w:val="QuoteChar"/>
     <w:uiPriority w:val="29"/>
     <w:qFormat/>
     <w:rsid w:val="002B3D67"/>
@@ -1940,10 +1478,10 @@
       <w:color w:val="404040" w:themeColor="text1" w:themeTint="BF"/>
     </w:rPr>
   </w:style>
-  <w:style w:type="character" w:customStyle="1" w:styleId="CitaCar">
-    <w:name w:val="Cita Car"/>
-    <w:basedOn w:val="Fuentedeprrafopredeter"/>
-    <w:link w:val="Cita"/>
+  <w:style w:type="character" w:customStyle="1" w:styleId="QuoteChar">
+    <w:name w:val="Quote Char"/>
+    <w:basedOn w:val="DefaultParagraphFont"/>
+    <w:link w:val="Quote"/>
     <w:uiPriority w:val="29"/>
     <w:rsid w:val="002B3D67"/>
     <w:rPr>
@@ -1952,7 +1490,7 @@
       <w:color w:val="404040" w:themeColor="text1" w:themeTint="BF"/>
     </w:rPr>
   </w:style>
-  <w:style w:type="paragraph" w:styleId="Prrafodelista">
+  <w:style w:type="paragraph" w:styleId="ListParagraph">
     <w:name w:val="List Paragraph"/>
     <w:basedOn w:val="Normal"/>
     <w:uiPriority w:val="34"/>
@@ -1963,9 +1501,9 @@
       <w:contextualSpacing/>
     </w:pPr>
   </w:style>
-  <w:style w:type="character" w:styleId="nfasisintenso">
+  <w:style w:type="character" w:styleId="IntenseEmphasis">
     <w:name w:val="Intense Emphasis"/>
-    <w:basedOn w:val="Fuentedeprrafopredeter"/>
+    <w:basedOn w:val="DefaultParagraphFont"/>
     <w:uiPriority w:val="21"/>
     <w:qFormat/>
     <w:rsid w:val="002B3D67"/>
@@ -1975,11 +1513,11 @@
       <w:color w:val="0F4761" w:themeColor="accent1" w:themeShade="BF"/>
     </w:rPr>
   </w:style>
-  <w:style w:type="paragraph" w:styleId="Citadestacada">
+  <w:style w:type="paragraph" w:styleId="IntenseQuote">
     <w:name w:val="Intense Quote"/>
     <w:basedOn w:val="Normal"/>
     <w:next w:val="Normal"/>
-    <w:link w:val="CitadestacadaCar"/>
+    <w:link w:val="IntenseQuoteChar"/>
     <w:uiPriority w:val="30"/>
     <w:qFormat/>
     <w:rsid w:val="002B3D67"/>
@@ -1998,10 +1536,10 @@
       <w:color w:val="0F4761" w:themeColor="accent1" w:themeShade="BF"/>
     </w:rPr>
   </w:style>
-  <w:style w:type="character" w:customStyle="1" w:styleId="CitadestacadaCar">
-    <w:name w:val="Cita destacada Car"/>
-    <w:basedOn w:val="Fuentedeprrafopredeter"/>
-    <w:link w:val="Citadestacada"/>
+  <w:style w:type="character" w:customStyle="1" w:styleId="IntenseQuoteChar">
+    <w:name w:val="Intense Quote Char"/>
+    <w:basedOn w:val="DefaultParagraphFont"/>
+    <w:link w:val="IntenseQuote"/>
     <w:uiPriority w:val="30"/>
     <w:rsid w:val="002B3D67"/>
     <w:rPr>
@@ -2010,9 +1548,9 @@
       <w:color w:val="0F4761" w:themeColor="accent1" w:themeShade="BF"/>
     </w:rPr>
   </w:style>
-  <w:style w:type="character" w:styleId="Referenciaintensa">
+  <w:style w:type="character" w:styleId="IntenseReference">
     <w:name w:val="Intense Reference"/>
-    <w:basedOn w:val="Fuentedeprrafopredeter"/>
+    <w:basedOn w:val="DefaultParagraphFont"/>
     <w:uiPriority w:val="32"/>
     <w:qFormat/>
     <w:rsid w:val="002B3D67"/>
@@ -2023,75 +1561,6 @@
       <w:color w:val="0F4761" w:themeColor="accent1" w:themeShade="BF"/>
       <w:spacing w:val="5"/>
     </w:rPr>
-  </w:style>
-  <w:style w:type="paragraph" w:styleId="Encabezado">
-    <w:name w:val="header"/>
-    <w:basedOn w:val="Normal"/>
-    <w:link w:val="EncabezadoCar"/>
-    <w:uiPriority w:val="99"/>
-    <w:unhideWhenUsed/>
-    <w:rsid w:val="00F412E2"/>
-    <w:pPr>
-      <w:tabs>
-        <w:tab w:val="center" w:pos="4252"/>
-        <w:tab w:val="right" w:pos="8504"/>
-      </w:tabs>
-      <w:spacing w:after="0" w:line="240" w:lineRule="auto"/>
-    </w:pPr>
-  </w:style>
-  <w:style w:type="character" w:customStyle="1" w:styleId="EncabezadoCar">
-    <w:name w:val="Encabezado Car"/>
-    <w:basedOn w:val="Fuentedeprrafopredeter"/>
-    <w:link w:val="Encabezado"/>
-    <w:uiPriority w:val="99"/>
-    <w:rsid w:val="00F412E2"/>
-    <w:rPr>
-      <w:lang w:val="en-GB"/>
-    </w:rPr>
-  </w:style>
-  <w:style w:type="paragraph" w:styleId="Piedepgina">
-    <w:name w:val="footer"/>
-    <w:basedOn w:val="Normal"/>
-    <w:link w:val="PiedepginaCar"/>
-    <w:uiPriority w:val="99"/>
-    <w:unhideWhenUsed/>
-    <w:rsid w:val="00F412E2"/>
-    <w:pPr>
-      <w:tabs>
-        <w:tab w:val="center" w:pos="4252"/>
-        <w:tab w:val="right" w:pos="8504"/>
-      </w:tabs>
-      <w:spacing w:after="0" w:line="240" w:lineRule="auto"/>
-    </w:pPr>
-  </w:style>
-  <w:style w:type="character" w:customStyle="1" w:styleId="PiedepginaCar">
-    <w:name w:val="Pie de página Car"/>
-    <w:basedOn w:val="Fuentedeprrafopredeter"/>
-    <w:link w:val="Piedepgina"/>
-    <w:uiPriority w:val="99"/>
-    <w:rsid w:val="00F412E2"/>
-    <w:rPr>
-      <w:lang w:val="en-GB"/>
-    </w:rPr>
-  </w:style>
-  <w:style w:type="table" w:styleId="Tablaconcuadrcula">
-    <w:name w:val="Table Grid"/>
-    <w:basedOn w:val="Tablanormal"/>
-    <w:uiPriority w:val="39"/>
-    <w:rsid w:val="00F412E2"/>
-    <w:pPr>
-      <w:spacing w:after="0" w:line="240" w:lineRule="auto"/>
-    </w:pPr>
-    <w:tblPr>
-      <w:tblBorders>
-        <w:top w:val="single" w:sz="4" w:space="0" w:color="auto"/>
-        <w:left w:val="single" w:sz="4" w:space="0" w:color="auto"/>
-        <w:bottom w:val="single" w:sz="4" w:space="0" w:color="auto"/>
-        <w:right w:val="single" w:sz="4" w:space="0" w:color="auto"/>
-        <w:insideH w:val="single" w:sz="4" w:space="0" w:color="auto"/>
-        <w:insideV w:val="single" w:sz="4" w:space="0" w:color="auto"/>
-      </w:tblBorders>
-    </w:tblPr>
   </w:style>
 </w:styles>
 </file>

--- a/examples/example_rubric.docx
+++ b/examples/example_rubric.docx
@@ -36,6 +36,17 @@
       </w:r>
       <w:r>
         <w:t>(1 point)</w:t>
+      </w:r>
+    </w:p>
+    <w:p>
+      <w:pPr>
+        <w:jc w:val="both"/>
+      </w:pPr>
+      <w:r>
+        <w:t>Identify well-known algorithms that solve this optimization problem. Briefly describe each one and justify its suitability for meeting the company’s requirements</w:t>
+      </w:r>
+      <w:r>
+        <w:t>.</w:t>
       </w:r>
     </w:p>
     <w:p>
@@ -139,6 +150,14 @@
       </w:r>
       <w:r>
         <w:t>)</w:t>
+      </w:r>
+    </w:p>
+    <w:p>
+      <w:pPr>
+        <w:jc w:val="both"/>
+      </w:pPr>
+      <w:r>
+        <w:t>Implement an algorithm that, given the optimized circuit obtained in the previous section, identifies the two pins whose distance, defined as the length of the shortest path between them, is maximum. The algorithm must return that distance and the intermediate pins forming the shortest path between the corresponding pair of pins. The code must include comments explaining how it works. Show an example of how to call the algorithm from a main program, specifying the initial parameter values.</w:t>
       </w:r>
     </w:p>
     <w:p>
